--- a/.ai-workflow/work/tasks/현장방문대비/30 관리 산출물/개발/md2docx-styled/JSA-PF-ST-001_코딩 컨벤션.docx
+++ b/.ai-workflow/work/tasks/현장방문대비/30 관리 산출물/개발/md2docx-styled/JSA-PF-ST-001_코딩 컨벤션.docx
@@ -13,44 +13,94 @@
     <w:tbl>
       <w:tblPr>
         <w:tblStyle w:val="Table"/>
-        <w:tblW w:type="pct" w:w="5000"/>
+        <w:tblW w:w="9638" w:type="dxa"/>
+        <w:tblBorders>
+          <w:top w:val="single" w:sz="4" w:space="0" w:color="CDD1D5"/>
+          <w:left w:val="single" w:sz="4" w:space="0" w:color="CDD1D5"/>
+          <w:bottom w:val="single" w:sz="4" w:space="0" w:color="CDD1D5"/>
+          <w:right w:val="single" w:sz="4" w:space="0" w:color="CDD1D5"/>
+          <w:insideH w:val="single" w:sz="4" w:space="0" w:color="CDD1D5"/>
+          <w:insideV w:val="single" w:sz="4" w:space="0" w:color="CDD1D5"/>
+        </w:tblBorders>
         <w:tblLayout w:type="fixed"/>
+        <w:tblCellMar>
+          <w:top w:w="50" w:type="dxa"/>
+          <w:left w:w="100" w:type="dxa"/>
+          <w:bottom w:w="50" w:type="dxa"/>
+          <w:right w:w="100" w:type="dxa"/>
+        </w:tblCellMar>
         <w:tblLook w:firstRow="1" w:lastRow="0" w:firstColumn="0" w:lastColumn="0" w:noHBand="0" w:noVBand="0" w:val="0020"/>
       </w:tblPr>
       <w:tblGrid>
-        <w:gridCol w:w="2319"/>
-        <w:gridCol w:w="5600"/>
+        <w:gridCol w:w="2822"/>
+        <w:gridCol w:w="6816"/>
       </w:tblGrid>
       <w:tr>
         <w:trPr>
+          <w:cantSplit/>
           <w:tblHeader w:val="on"/>
         </w:trPr>
         <w:tc>
-          <w:tcPr/>
-          <w:p>
-            <w:pPr>
-              <w:pStyle w:val="Compact"/>
-            </w:pPr>
-            <w:r>
+          <w:tcPr>
+            <w:tcW w:w="2822" w:type="dxa"/>
+            <w:tcBorders>
+              <w:top w:val="single" w:sz="4" w:space="0" w:color="90A9C6"/>
+              <w:left w:val="single" w:sz="4" w:space="0" w:color="90A9C6"/>
+              <w:bottom w:val="single" w:sz="4" w:space="0" w:color="90A9C6"/>
+              <w:right w:val="single" w:sz="4" w:space="0" w:color="90A9C6"/>
+            </w:tcBorders>
+            <w:shd w:val="clear" w:color="auto" w:fill="D6E0EB"/>
+            <w:vAlign w:val="center"/>
+          </w:tcPr>
+          <w:p>
+            <w:pPr>
+              <w:pStyle w:val="Compact"/>
+            </w:pPr>
+            <w:r>
+              <w:rPr>
+                <w:b/>
+                <w:bCs/>
+                <w:color w:val="131416"/>
+              </w:rPr>
               <w:t xml:space="preserve">항목</w:t>
             </w:r>
           </w:p>
         </w:tc>
         <w:tc>
-          <w:tcPr/>
-          <w:p>
-            <w:pPr>
-              <w:pStyle w:val="Compact"/>
-            </w:pPr>
-            <w:r>
+          <w:tcPr>
+            <w:tcW w:w="6816" w:type="dxa"/>
+            <w:tcBorders>
+              <w:top w:val="single" w:sz="4" w:space="0" w:color="90A9C6"/>
+              <w:left w:val="single" w:sz="4" w:space="0" w:color="90A9C6"/>
+              <w:bottom w:val="single" w:sz="4" w:space="0" w:color="90A9C6"/>
+              <w:right w:val="single" w:sz="4" w:space="0" w:color="90A9C6"/>
+            </w:tcBorders>
+            <w:shd w:val="clear" w:color="auto" w:fill="D6E0EB"/>
+            <w:vAlign w:val="center"/>
+          </w:tcPr>
+          <w:p>
+            <w:pPr>
+              <w:pStyle w:val="Compact"/>
+            </w:pPr>
+            <w:r>
+              <w:rPr>
+                <w:b/>
+                <w:bCs/>
+                <w:color w:val="131416"/>
+              </w:rPr>
               <w:t xml:space="preserve">내용</w:t>
             </w:r>
           </w:p>
         </w:tc>
       </w:tr>
       <w:tr>
-        <w:tc>
-          <w:tcPr/>
+        <w:trPr>
+          <w:cantSplit/>
+        </w:trPr>
+        <w:tc>
+          <w:tcPr>
+            <w:tcW w:w="2822" w:type="dxa"/>
+          </w:tcPr>
           <w:p>
             <w:pPr>
               <w:pStyle w:val="Compact"/>
@@ -61,7 +111,9 @@
           </w:p>
         </w:tc>
         <w:tc>
-          <w:tcPr/>
+          <w:tcPr>
+            <w:tcW w:w="6816" w:type="dxa"/>
+          </w:tcPr>
           <w:p>
             <w:pPr>
               <w:pStyle w:val="Compact"/>
@@ -73,8 +125,13 @@
         </w:tc>
       </w:tr>
       <w:tr>
-        <w:tc>
-          <w:tcPr/>
+        <w:trPr>
+          <w:cantSplit/>
+        </w:trPr>
+        <w:tc>
+          <w:tcPr>
+            <w:tcW w:w="2822" w:type="dxa"/>
+          </w:tcPr>
           <w:p>
             <w:pPr>
               <w:pStyle w:val="Compact"/>
@@ -85,7 +142,9 @@
           </w:p>
         </w:tc>
         <w:tc>
-          <w:tcPr/>
+          <w:tcPr>
+            <w:tcW w:w="6816" w:type="dxa"/>
+          </w:tcPr>
           <w:p>
             <w:pPr>
               <w:pStyle w:val="Compact"/>
@@ -97,8 +156,13 @@
         </w:tc>
       </w:tr>
       <w:tr>
-        <w:tc>
-          <w:tcPr/>
+        <w:trPr>
+          <w:cantSplit/>
+        </w:trPr>
+        <w:tc>
+          <w:tcPr>
+            <w:tcW w:w="2822" w:type="dxa"/>
+          </w:tcPr>
           <w:p>
             <w:pPr>
               <w:pStyle w:val="Compact"/>
@@ -109,7 +173,9 @@
           </w:p>
         </w:tc>
         <w:tc>
-          <w:tcPr/>
+          <w:tcPr>
+            <w:tcW w:w="6816" w:type="dxa"/>
+          </w:tcPr>
           <w:p>
             <w:pPr>
               <w:pStyle w:val="Compact"/>
@@ -121,8 +187,13 @@
         </w:tc>
       </w:tr>
       <w:tr>
-        <w:tc>
-          <w:tcPr/>
+        <w:trPr>
+          <w:cantSplit/>
+        </w:trPr>
+        <w:tc>
+          <w:tcPr>
+            <w:tcW w:w="2822" w:type="dxa"/>
+          </w:tcPr>
           <w:p>
             <w:pPr>
               <w:pStyle w:val="Compact"/>
@@ -133,7 +204,9 @@
           </w:p>
         </w:tc>
         <w:tc>
-          <w:tcPr/>
+          <w:tcPr>
+            <w:tcW w:w="6816" w:type="dxa"/>
+          </w:tcPr>
           <w:p>
             <w:pPr>
               <w:pStyle w:val="Compact"/>
@@ -145,8 +218,13 @@
         </w:tc>
       </w:tr>
       <w:tr>
-        <w:tc>
-          <w:tcPr/>
+        <w:trPr>
+          <w:cantSplit/>
+        </w:trPr>
+        <w:tc>
+          <w:tcPr>
+            <w:tcW w:w="2822" w:type="dxa"/>
+          </w:tcPr>
           <w:p>
             <w:pPr>
               <w:pStyle w:val="Compact"/>
@@ -157,7 +235,9 @@
           </w:p>
         </w:tc>
         <w:tc>
-          <w:tcPr/>
+          <w:tcPr>
+            <w:tcW w:w="6816" w:type="dxa"/>
+          </w:tcPr>
           <w:p>
             <w:pPr>
               <w:pStyle w:val="Compact"/>
@@ -169,8 +249,13 @@
         </w:tc>
       </w:tr>
       <w:tr>
-        <w:tc>
-          <w:tcPr/>
+        <w:trPr>
+          <w:cantSplit/>
+        </w:trPr>
+        <w:tc>
+          <w:tcPr>
+            <w:tcW w:w="2822" w:type="dxa"/>
+          </w:tcPr>
           <w:p>
             <w:pPr>
               <w:pStyle w:val="Compact"/>
@@ -181,7 +266,9 @@
           </w:p>
         </w:tc>
         <w:tc>
-          <w:tcPr/>
+          <w:tcPr>
+            <w:tcW w:w="6816" w:type="dxa"/>
+          </w:tcPr>
           <w:p>
             <w:pPr>
               <w:pStyle w:val="Compact"/>
@@ -204,80 +291,175 @@
     <w:tbl>
       <w:tblPr>
         <w:tblStyle w:val="Table"/>
-        <w:tblW w:type="pct" w:w="5000"/>
+        <w:tblW w:w="9638" w:type="dxa"/>
+        <w:tblBorders>
+          <w:top w:val="single" w:sz="4" w:space="0" w:color="CDD1D5"/>
+          <w:left w:val="single" w:sz="4" w:space="0" w:color="CDD1D5"/>
+          <w:bottom w:val="single" w:sz="4" w:space="0" w:color="CDD1D5"/>
+          <w:right w:val="single" w:sz="4" w:space="0" w:color="CDD1D5"/>
+          <w:insideH w:val="single" w:sz="4" w:space="0" w:color="CDD1D5"/>
+          <w:insideV w:val="single" w:sz="4" w:space="0" w:color="CDD1D5"/>
+        </w:tblBorders>
         <w:tblLayout w:type="fixed"/>
+        <w:tblCellMar>
+          <w:top w:w="50" w:type="dxa"/>
+          <w:left w:w="100" w:type="dxa"/>
+          <w:bottom w:w="50" w:type="dxa"/>
+          <w:right w:w="100" w:type="dxa"/>
+        </w:tblCellMar>
         <w:tblLook w:firstRow="1" w:lastRow="0" w:firstColumn="0" w:lastColumn="0" w:noHBand="0" w:noVBand="0" w:val="0020"/>
       </w:tblPr>
       <w:tblGrid>
-        <w:gridCol w:w="1526"/>
-        <w:gridCol w:w="1622"/>
-        <w:gridCol w:w="1717"/>
-        <w:gridCol w:w="1526"/>
-        <w:gridCol w:w="1526"/>
+        <w:gridCol w:w="1858"/>
+        <w:gridCol w:w="1975"/>
+        <w:gridCol w:w="2090"/>
+        <w:gridCol w:w="1858"/>
+        <w:gridCol w:w="1857"/>
       </w:tblGrid>
       <w:tr>
         <w:trPr>
+          <w:cantSplit/>
           <w:tblHeader w:val="on"/>
         </w:trPr>
         <w:tc>
-          <w:tcPr/>
-          <w:p>
-            <w:pPr>
-              <w:pStyle w:val="Compact"/>
-            </w:pPr>
-            <w:r>
+          <w:tcPr>
+            <w:tcW w:w="1858" w:type="dxa"/>
+            <w:tcBorders>
+              <w:top w:val="single" w:sz="4" w:space="0" w:color="90A9C6"/>
+              <w:left w:val="single" w:sz="4" w:space="0" w:color="90A9C6"/>
+              <w:bottom w:val="single" w:sz="4" w:space="0" w:color="90A9C6"/>
+              <w:right w:val="single" w:sz="4" w:space="0" w:color="90A9C6"/>
+            </w:tcBorders>
+            <w:shd w:val="clear" w:color="auto" w:fill="D6E0EB"/>
+            <w:vAlign w:val="center"/>
+          </w:tcPr>
+          <w:p>
+            <w:pPr>
+              <w:pStyle w:val="Compact"/>
+            </w:pPr>
+            <w:r>
+              <w:rPr>
+                <w:b/>
+                <w:bCs/>
+                <w:color w:val="131416"/>
+              </w:rPr>
               <w:t xml:space="preserve">버전</w:t>
             </w:r>
           </w:p>
         </w:tc>
         <w:tc>
-          <w:tcPr/>
-          <w:p>
-            <w:pPr>
-              <w:pStyle w:val="Compact"/>
-            </w:pPr>
-            <w:r>
+          <w:tcPr>
+            <w:tcW w:w="1975" w:type="dxa"/>
+            <w:tcBorders>
+              <w:top w:val="single" w:sz="4" w:space="0" w:color="90A9C6"/>
+              <w:left w:val="single" w:sz="4" w:space="0" w:color="90A9C6"/>
+              <w:bottom w:val="single" w:sz="4" w:space="0" w:color="90A9C6"/>
+              <w:right w:val="single" w:sz="4" w:space="0" w:color="90A9C6"/>
+            </w:tcBorders>
+            <w:shd w:val="clear" w:color="auto" w:fill="D6E0EB"/>
+            <w:vAlign w:val="center"/>
+          </w:tcPr>
+          <w:p>
+            <w:pPr>
+              <w:pStyle w:val="Compact"/>
+            </w:pPr>
+            <w:r>
+              <w:rPr>
+                <w:b/>
+                <w:bCs/>
+                <w:color w:val="131416"/>
+              </w:rPr>
               <w:t xml:space="preserve">날짜</w:t>
             </w:r>
           </w:p>
         </w:tc>
         <w:tc>
-          <w:tcPr/>
-          <w:p>
-            <w:pPr>
-              <w:pStyle w:val="Compact"/>
-            </w:pPr>
-            <w:r>
+          <w:tcPr>
+            <w:tcW w:w="2090" w:type="dxa"/>
+            <w:tcBorders>
+              <w:top w:val="single" w:sz="4" w:space="0" w:color="90A9C6"/>
+              <w:left w:val="single" w:sz="4" w:space="0" w:color="90A9C6"/>
+              <w:bottom w:val="single" w:sz="4" w:space="0" w:color="90A9C6"/>
+              <w:right w:val="single" w:sz="4" w:space="0" w:color="90A9C6"/>
+            </w:tcBorders>
+            <w:shd w:val="clear" w:color="auto" w:fill="D6E0EB"/>
+            <w:vAlign w:val="center"/>
+          </w:tcPr>
+          <w:p>
+            <w:pPr>
+              <w:pStyle w:val="Compact"/>
+            </w:pPr>
+            <w:r>
+              <w:rPr>
+                <w:b/>
+                <w:bCs/>
+                <w:color w:val="131416"/>
+              </w:rPr>
               <w:t xml:space="preserve">변경 내용</w:t>
             </w:r>
           </w:p>
         </w:tc>
         <w:tc>
-          <w:tcPr/>
-          <w:p>
-            <w:pPr>
-              <w:pStyle w:val="Compact"/>
-            </w:pPr>
-            <w:r>
+          <w:tcPr>
+            <w:tcW w:w="1858" w:type="dxa"/>
+            <w:tcBorders>
+              <w:top w:val="single" w:sz="4" w:space="0" w:color="90A9C6"/>
+              <w:left w:val="single" w:sz="4" w:space="0" w:color="90A9C6"/>
+              <w:bottom w:val="single" w:sz="4" w:space="0" w:color="90A9C6"/>
+              <w:right w:val="single" w:sz="4" w:space="0" w:color="90A9C6"/>
+            </w:tcBorders>
+            <w:shd w:val="clear" w:color="auto" w:fill="D6E0EB"/>
+            <w:vAlign w:val="center"/>
+          </w:tcPr>
+          <w:p>
+            <w:pPr>
+              <w:pStyle w:val="Compact"/>
+            </w:pPr>
+            <w:r>
+              <w:rPr>
+                <w:b/>
+                <w:bCs/>
+                <w:color w:val="131416"/>
+              </w:rPr>
               <w:t xml:space="preserve">작성자</w:t>
             </w:r>
           </w:p>
         </w:tc>
         <w:tc>
-          <w:tcPr/>
-          <w:p>
-            <w:pPr>
-              <w:pStyle w:val="Compact"/>
-            </w:pPr>
-            <w:r>
+          <w:tcPr>
+            <w:tcW w:w="1857" w:type="dxa"/>
+            <w:tcBorders>
+              <w:top w:val="single" w:sz="4" w:space="0" w:color="90A9C6"/>
+              <w:left w:val="single" w:sz="4" w:space="0" w:color="90A9C6"/>
+              <w:bottom w:val="single" w:sz="4" w:space="0" w:color="90A9C6"/>
+              <w:right w:val="single" w:sz="4" w:space="0" w:color="90A9C6"/>
+            </w:tcBorders>
+            <w:shd w:val="clear" w:color="auto" w:fill="D6E0EB"/>
+            <w:vAlign w:val="center"/>
+          </w:tcPr>
+          <w:p>
+            <w:pPr>
+              <w:pStyle w:val="Compact"/>
+            </w:pPr>
+            <w:r>
+              <w:rPr>
+                <w:b/>
+                <w:bCs/>
+                <w:color w:val="131416"/>
+              </w:rPr>
               <w:t xml:space="preserve">승인자</w:t>
             </w:r>
           </w:p>
         </w:tc>
       </w:tr>
       <w:tr>
-        <w:tc>
-          <w:tcPr/>
+        <w:trPr>
+          <w:cantSplit/>
+        </w:trPr>
+        <w:tc>
+          <w:tcPr>
+            <w:tcW w:w="1858" w:type="dxa"/>
+          </w:tcPr>
           <w:p>
             <w:pPr>
               <w:pStyle w:val="Compact"/>
@@ -288,7 +470,9 @@
           </w:p>
         </w:tc>
         <w:tc>
-          <w:tcPr/>
+          <w:tcPr>
+            <w:tcW w:w="1975" w:type="dxa"/>
+          </w:tcPr>
           <w:p>
             <w:pPr>
               <w:pStyle w:val="Compact"/>
@@ -299,7 +483,9 @@
           </w:p>
         </w:tc>
         <w:tc>
-          <w:tcPr/>
+          <w:tcPr>
+            <w:tcW w:w="2090" w:type="dxa"/>
+          </w:tcPr>
           <w:p>
             <w:pPr>
               <w:pStyle w:val="Compact"/>
@@ -310,7 +496,9 @@
           </w:p>
         </w:tc>
         <w:tc>
-          <w:tcPr/>
+          <w:tcPr>
+            <w:tcW w:w="1858" w:type="dxa"/>
+          </w:tcPr>
           <w:p>
             <w:pPr>
               <w:pStyle w:val="Compact"/>
@@ -321,7 +509,9 @@
           </w:p>
         </w:tc>
         <w:tc>
-          <w:tcPr/>
+          <w:tcPr>
+            <w:tcW w:w="1857" w:type="dxa"/>
+          </w:tcPr>
           <w:p>
             <w:pPr>
               <w:pStyle w:val="Compact"/>
@@ -597,68 +787,148 @@
     <w:tbl>
       <w:tblPr>
         <w:tblStyle w:val="Table"/>
-        <w:tblW w:type="pct" w:w="5000"/>
+        <w:tblW w:w="9638" w:type="dxa"/>
+        <w:tblBorders>
+          <w:top w:val="single" w:sz="4" w:space="0" w:color="CDD1D5"/>
+          <w:left w:val="single" w:sz="4" w:space="0" w:color="CDD1D5"/>
+          <w:bottom w:val="single" w:sz="4" w:space="0" w:color="CDD1D5"/>
+          <w:right w:val="single" w:sz="4" w:space="0" w:color="CDD1D5"/>
+          <w:insideH w:val="single" w:sz="4" w:space="0" w:color="CDD1D5"/>
+          <w:insideV w:val="single" w:sz="4" w:space="0" w:color="CDD1D5"/>
+        </w:tblBorders>
         <w:tblLayout w:type="fixed"/>
+        <w:tblCellMar>
+          <w:top w:w="50" w:type="dxa"/>
+          <w:left w:w="100" w:type="dxa"/>
+          <w:bottom w:w="50" w:type="dxa"/>
+          <w:right w:w="100" w:type="dxa"/>
+        </w:tblCellMar>
         <w:tblLook w:firstRow="1" w:lastRow="0" w:firstColumn="0" w:lastColumn="0" w:noHBand="0" w:noVBand="0" w:val="0020"/>
       </w:tblPr>
       <w:tblGrid>
-        <w:gridCol w:w="409"/>
-        <w:gridCol w:w="2096"/>
-        <w:gridCol w:w="2525"/>
-        <w:gridCol w:w="2889"/>
+        <w:gridCol w:w="498"/>
+        <w:gridCol w:w="2551"/>
+        <w:gridCol w:w="3073"/>
+        <w:gridCol w:w="3516"/>
       </w:tblGrid>
       <w:tr>
         <w:trPr>
+          <w:cantSplit/>
           <w:tblHeader w:val="on"/>
         </w:trPr>
         <w:tc>
-          <w:tcPr/>
-          <w:p>
-            <w:pPr>
-              <w:pStyle w:val="Compact"/>
-            </w:pPr>
-            <w:r>
+          <w:tcPr>
+            <w:tcW w:w="498" w:type="dxa"/>
+            <w:tcBorders>
+              <w:top w:val="single" w:sz="4" w:space="0" w:color="90A9C6"/>
+              <w:left w:val="single" w:sz="4" w:space="0" w:color="90A9C6"/>
+              <w:bottom w:val="single" w:sz="4" w:space="0" w:color="90A9C6"/>
+              <w:right w:val="single" w:sz="4" w:space="0" w:color="90A9C6"/>
+            </w:tcBorders>
+            <w:shd w:val="clear" w:color="auto" w:fill="D6E0EB"/>
+            <w:vAlign w:val="center"/>
+          </w:tcPr>
+          <w:p>
+            <w:pPr>
+              <w:pStyle w:val="Compact"/>
+            </w:pPr>
+            <w:r>
+              <w:rPr>
+                <w:b/>
+                <w:bCs/>
+                <w:color w:val="131416"/>
+              </w:rPr>
               <w:t xml:space="preserve">언어</w:t>
             </w:r>
           </w:p>
         </w:tc>
         <w:tc>
-          <w:tcPr/>
-          <w:p>
-            <w:pPr>
-              <w:pStyle w:val="Compact"/>
-            </w:pPr>
-            <w:r>
+          <w:tcPr>
+            <w:tcW w:w="2551" w:type="dxa"/>
+            <w:tcBorders>
+              <w:top w:val="single" w:sz="4" w:space="0" w:color="90A9C6"/>
+              <w:left w:val="single" w:sz="4" w:space="0" w:color="90A9C6"/>
+              <w:bottom w:val="single" w:sz="4" w:space="0" w:color="90A9C6"/>
+              <w:right w:val="single" w:sz="4" w:space="0" w:color="90A9C6"/>
+            </w:tcBorders>
+            <w:shd w:val="clear" w:color="auto" w:fill="D6E0EB"/>
+            <w:vAlign w:val="center"/>
+          </w:tcPr>
+          <w:p>
+            <w:pPr>
+              <w:pStyle w:val="Compact"/>
+            </w:pPr>
+            <w:r>
+              <w:rPr>
+                <w:b/>
+                <w:bCs/>
+                <w:color w:val="131416"/>
+              </w:rPr>
               <w:t xml:space="preserve">포맷터·린터</w:t>
             </w:r>
           </w:p>
         </w:tc>
         <w:tc>
-          <w:tcPr/>
-          <w:p>
-            <w:pPr>
-              <w:pStyle w:val="Compact"/>
-            </w:pPr>
-            <w:r>
+          <w:tcPr>
+            <w:tcW w:w="3073" w:type="dxa"/>
+            <w:tcBorders>
+              <w:top w:val="single" w:sz="4" w:space="0" w:color="90A9C6"/>
+              <w:left w:val="single" w:sz="4" w:space="0" w:color="90A9C6"/>
+              <w:bottom w:val="single" w:sz="4" w:space="0" w:color="90A9C6"/>
+              <w:right w:val="single" w:sz="4" w:space="0" w:color="90A9C6"/>
+            </w:tcBorders>
+            <w:shd w:val="clear" w:color="auto" w:fill="D6E0EB"/>
+            <w:vAlign w:val="center"/>
+          </w:tcPr>
+          <w:p>
+            <w:pPr>
+              <w:pStyle w:val="Compact"/>
+            </w:pPr>
+            <w:r>
+              <w:rPr>
+                <w:b/>
+                <w:bCs/>
+                <w:color w:val="131416"/>
+              </w:rPr>
               <w:t xml:space="preserve">설정 파일</w:t>
             </w:r>
           </w:p>
         </w:tc>
         <w:tc>
-          <w:tcPr/>
-          <w:p>
-            <w:pPr>
-              <w:pStyle w:val="Compact"/>
-            </w:pPr>
-            <w:r>
+          <w:tcPr>
+            <w:tcW w:w="3516" w:type="dxa"/>
+            <w:tcBorders>
+              <w:top w:val="single" w:sz="4" w:space="0" w:color="90A9C6"/>
+              <w:left w:val="single" w:sz="4" w:space="0" w:color="90A9C6"/>
+              <w:bottom w:val="single" w:sz="4" w:space="0" w:color="90A9C6"/>
+              <w:right w:val="single" w:sz="4" w:space="0" w:color="90A9C6"/>
+            </w:tcBorders>
+            <w:shd w:val="clear" w:color="auto" w:fill="D6E0EB"/>
+            <w:vAlign w:val="center"/>
+          </w:tcPr>
+          <w:p>
+            <w:pPr>
+              <w:pStyle w:val="Compact"/>
+            </w:pPr>
+            <w:r>
+              <w:rPr>
+                <w:b/>
+                <w:bCs/>
+                <w:color w:val="131416"/>
+              </w:rPr>
               <w:t xml:space="preserve">비고</w:t>
             </w:r>
           </w:p>
         </w:tc>
       </w:tr>
       <w:tr>
-        <w:tc>
-          <w:tcPr/>
+        <w:trPr>
+          <w:cantSplit/>
+        </w:trPr>
+        <w:tc>
+          <w:tcPr>
+            <w:tcW w:w="498" w:type="dxa"/>
+          </w:tcPr>
           <w:p>
             <w:pPr>
               <w:pStyle w:val="Compact"/>
@@ -669,7 +939,9 @@
           </w:p>
         </w:tc>
         <w:tc>
-          <w:tcPr/>
+          <w:tcPr>
+            <w:tcW w:w="2551" w:type="dxa"/>
+          </w:tcPr>
           <w:p>
             <w:pPr>
               <w:pStyle w:val="Compact"/>
@@ -680,7 +952,9 @@
           </w:p>
         </w:tc>
         <w:tc>
-          <w:tcPr/>
+          <w:tcPr>
+            <w:tcW w:w="3073" w:type="dxa"/>
+          </w:tcPr>
           <w:p>
             <w:pPr>
               <w:pStyle w:val="Compact"/>
@@ -706,7 +980,9 @@
           </w:p>
         </w:tc>
         <w:tc>
-          <w:tcPr/>
+          <w:tcPr>
+            <w:tcW w:w="3516" w:type="dxa"/>
+          </w:tcPr>
           <w:p>
             <w:pPr>
               <w:pStyle w:val="Compact"/>
@@ -733,8 +1009,13 @@
         </w:tc>
       </w:tr>
       <w:tr>
-        <w:tc>
-          <w:tcPr/>
+        <w:trPr>
+          <w:cantSplit/>
+        </w:trPr>
+        <w:tc>
+          <w:tcPr>
+            <w:tcW w:w="498" w:type="dxa"/>
+          </w:tcPr>
           <w:p>
             <w:pPr>
               <w:pStyle w:val="Compact"/>
@@ -745,7 +1026,9 @@
           </w:p>
         </w:tc>
         <w:tc>
-          <w:tcPr/>
+          <w:tcPr>
+            <w:tcW w:w="2551" w:type="dxa"/>
+          </w:tcPr>
           <w:p>
             <w:pPr>
               <w:pStyle w:val="Compact"/>
@@ -789,7 +1072,9 @@
           </w:p>
         </w:tc>
         <w:tc>
-          <w:tcPr/>
+          <w:tcPr>
+            <w:tcW w:w="3073" w:type="dxa"/>
+          </w:tcPr>
           <w:p>
             <w:pPr>
               <w:pStyle w:val="Compact"/>
@@ -827,7 +1112,9 @@
           </w:p>
         </w:tc>
         <w:tc>
-          <w:tcPr/>
+          <w:tcPr>
+            <w:tcW w:w="3516" w:type="dxa"/>
+          </w:tcPr>
           <w:p>
             <w:pPr>
               <w:pStyle w:val="Compact"/>
@@ -851,8 +1138,13 @@
         </w:tc>
       </w:tr>
       <w:tr>
-        <w:tc>
-          <w:tcPr/>
+        <w:trPr>
+          <w:cantSplit/>
+        </w:trPr>
+        <w:tc>
+          <w:tcPr>
+            <w:tcW w:w="498" w:type="dxa"/>
+          </w:tcPr>
           <w:p>
             <w:pPr>
               <w:pStyle w:val="Compact"/>
@@ -863,7 +1155,9 @@
           </w:p>
         </w:tc>
         <w:tc>
-          <w:tcPr/>
+          <w:tcPr>
+            <w:tcW w:w="2551" w:type="dxa"/>
+          </w:tcPr>
           <w:p>
             <w:pPr>
               <w:pStyle w:val="Compact"/>
@@ -874,7 +1168,9 @@
           </w:p>
         </w:tc>
         <w:tc>
-          <w:tcPr/>
+          <w:tcPr>
+            <w:tcW w:w="3073" w:type="dxa"/>
+          </w:tcPr>
           <w:p>
             <w:pPr>
               <w:pStyle w:val="Compact"/>
@@ -894,7 +1190,9 @@
           </w:p>
         </w:tc>
         <w:tc>
-          <w:tcPr/>
+          <w:tcPr>
+            <w:tcW w:w="3516" w:type="dxa"/>
+          </w:tcPr>
           <w:p>
             <w:pPr>
               <w:pStyle w:val="Compact"/>
@@ -930,8 +1228,13 @@
         </w:tc>
       </w:tr>
       <w:tr>
-        <w:tc>
-          <w:tcPr/>
+        <w:trPr>
+          <w:cantSplit/>
+        </w:trPr>
+        <w:tc>
+          <w:tcPr>
+            <w:tcW w:w="498" w:type="dxa"/>
+          </w:tcPr>
           <w:p>
             <w:pPr>
               <w:pStyle w:val="Compact"/>
@@ -942,7 +1245,9 @@
           </w:p>
         </w:tc>
         <w:tc>
-          <w:tcPr/>
+          <w:tcPr>
+            <w:tcW w:w="2551" w:type="dxa"/>
+          </w:tcPr>
           <w:p>
             <w:pPr>
               <w:pStyle w:val="Compact"/>
@@ -953,7 +1258,9 @@
           </w:p>
         </w:tc>
         <w:tc>
-          <w:tcPr/>
+          <w:tcPr>
+            <w:tcW w:w="3073" w:type="dxa"/>
+          </w:tcPr>
           <w:p>
             <w:pPr>
               <w:pStyle w:val="Compact"/>
@@ -964,7 +1271,9 @@
           </w:p>
         </w:tc>
         <w:tc>
-          <w:tcPr/>
+          <w:tcPr>
+            <w:tcW w:w="3516" w:type="dxa"/>
+          </w:tcPr>
           <w:p>
             <w:pPr>
               <w:pStyle w:val="Compact"/>
@@ -1016,56 +1325,121 @@
     <w:tbl>
       <w:tblPr>
         <w:tblStyle w:val="Table"/>
-        <w:tblW w:type="pct" w:w="5000"/>
+        <w:tblW w:w="9638" w:type="dxa"/>
+        <w:tblBorders>
+          <w:top w:val="single" w:sz="4" w:space="0" w:color="CDD1D5"/>
+          <w:left w:val="single" w:sz="4" w:space="0" w:color="CDD1D5"/>
+          <w:bottom w:val="single" w:sz="4" w:space="0" w:color="CDD1D5"/>
+          <w:right w:val="single" w:sz="4" w:space="0" w:color="CDD1D5"/>
+          <w:insideH w:val="single" w:sz="4" w:space="0" w:color="CDD1D5"/>
+          <w:insideV w:val="single" w:sz="4" w:space="0" w:color="CDD1D5"/>
+        </w:tblBorders>
         <w:tblLayout w:type="fixed"/>
+        <w:tblCellMar>
+          <w:top w:w="50" w:type="dxa"/>
+          <w:left w:w="100" w:type="dxa"/>
+          <w:bottom w:w="50" w:type="dxa"/>
+          <w:right w:w="100" w:type="dxa"/>
+        </w:tblCellMar>
         <w:tblLook w:firstRow="1" w:lastRow="0" w:firstColumn="0" w:lastColumn="0" w:noHBand="0" w:noVBand="0" w:val="0020"/>
       </w:tblPr>
       <w:tblGrid>
-        <w:gridCol w:w="1154"/>
-        <w:gridCol w:w="3993"/>
-        <w:gridCol w:w="2772"/>
+        <w:gridCol w:w="1405"/>
+        <w:gridCol w:w="4860"/>
+        <w:gridCol w:w="3373"/>
       </w:tblGrid>
       <w:tr>
         <w:trPr>
+          <w:cantSplit/>
           <w:tblHeader w:val="on"/>
         </w:trPr>
         <w:tc>
-          <w:tcPr/>
-          <w:p>
-            <w:pPr>
-              <w:pStyle w:val="Compact"/>
-            </w:pPr>
-            <w:r>
+          <w:tcPr>
+            <w:tcW w:w="1405" w:type="dxa"/>
+            <w:tcBorders>
+              <w:top w:val="single" w:sz="4" w:space="0" w:color="90A9C6"/>
+              <w:left w:val="single" w:sz="4" w:space="0" w:color="90A9C6"/>
+              <w:bottom w:val="single" w:sz="4" w:space="0" w:color="90A9C6"/>
+              <w:right w:val="single" w:sz="4" w:space="0" w:color="90A9C6"/>
+            </w:tcBorders>
+            <w:shd w:val="clear" w:color="auto" w:fill="D6E0EB"/>
+            <w:vAlign w:val="center"/>
+          </w:tcPr>
+          <w:p>
+            <w:pPr>
+              <w:pStyle w:val="Compact"/>
+            </w:pPr>
+            <w:r>
+              <w:rPr>
+                <w:b/>
+                <w:bCs/>
+                <w:color w:val="131416"/>
+              </w:rPr>
               <w:t xml:space="preserve">대상</w:t>
             </w:r>
           </w:p>
         </w:tc>
         <w:tc>
-          <w:tcPr/>
-          <w:p>
-            <w:pPr>
-              <w:pStyle w:val="Compact"/>
-            </w:pPr>
-            <w:r>
+          <w:tcPr>
+            <w:tcW w:w="4860" w:type="dxa"/>
+            <w:tcBorders>
+              <w:top w:val="single" w:sz="4" w:space="0" w:color="90A9C6"/>
+              <w:left w:val="single" w:sz="4" w:space="0" w:color="90A9C6"/>
+              <w:bottom w:val="single" w:sz="4" w:space="0" w:color="90A9C6"/>
+              <w:right w:val="single" w:sz="4" w:space="0" w:color="90A9C6"/>
+            </w:tcBorders>
+            <w:shd w:val="clear" w:color="auto" w:fill="D6E0EB"/>
+            <w:vAlign w:val="center"/>
+          </w:tcPr>
+          <w:p>
+            <w:pPr>
+              <w:pStyle w:val="Compact"/>
+            </w:pPr>
+            <w:r>
+              <w:rPr>
+                <w:b/>
+                <w:bCs/>
+                <w:color w:val="131416"/>
+              </w:rPr>
               <w:t xml:space="preserve">규칙</w:t>
             </w:r>
           </w:p>
         </w:tc>
         <w:tc>
-          <w:tcPr/>
-          <w:p>
-            <w:pPr>
-              <w:pStyle w:val="Compact"/>
-            </w:pPr>
-            <w:r>
+          <w:tcPr>
+            <w:tcW w:w="3373" w:type="dxa"/>
+            <w:tcBorders>
+              <w:top w:val="single" w:sz="4" w:space="0" w:color="90A9C6"/>
+              <w:left w:val="single" w:sz="4" w:space="0" w:color="90A9C6"/>
+              <w:bottom w:val="single" w:sz="4" w:space="0" w:color="90A9C6"/>
+              <w:right w:val="single" w:sz="4" w:space="0" w:color="90A9C6"/>
+            </w:tcBorders>
+            <w:shd w:val="clear" w:color="auto" w:fill="D6E0EB"/>
+            <w:vAlign w:val="center"/>
+          </w:tcPr>
+          <w:p>
+            <w:pPr>
+              <w:pStyle w:val="Compact"/>
+            </w:pPr>
+            <w:r>
+              <w:rPr>
+                <w:b/>
+                <w:bCs/>
+                <w:color w:val="131416"/>
+              </w:rPr>
               <w:t xml:space="preserve">예</w:t>
             </w:r>
           </w:p>
         </w:tc>
       </w:tr>
       <w:tr>
-        <w:tc>
-          <w:tcPr/>
+        <w:trPr>
+          <w:cantSplit/>
+        </w:trPr>
+        <w:tc>
+          <w:tcPr>
+            <w:tcW w:w="1405" w:type="dxa"/>
+          </w:tcPr>
           <w:p>
             <w:pPr>
               <w:pStyle w:val="Compact"/>
@@ -1076,7 +1450,9 @@
           </w:p>
         </w:tc>
         <w:tc>
-          <w:tcPr/>
+          <w:tcPr>
+            <w:tcW w:w="4860" w:type="dxa"/>
+          </w:tcPr>
           <w:p>
             <w:pPr>
               <w:pStyle w:val="Compact"/>
@@ -1108,7 +1484,9 @@
           </w:p>
         </w:tc>
         <w:tc>
-          <w:tcPr/>
+          <w:tcPr>
+            <w:tcW w:w="3373" w:type="dxa"/>
+          </w:tcPr>
           <w:p>
             <w:pPr>
               <w:pStyle w:val="Compact"/>
@@ -1147,8 +1525,13 @@
         </w:tc>
       </w:tr>
       <w:tr>
-        <w:tc>
-          <w:tcPr/>
+        <w:trPr>
+          <w:cantSplit/>
+        </w:trPr>
+        <w:tc>
+          <w:tcPr>
+            <w:tcW w:w="1405" w:type="dxa"/>
+          </w:tcPr>
           <w:p>
             <w:pPr>
               <w:pStyle w:val="Compact"/>
@@ -1159,7 +1542,9 @@
           </w:p>
         </w:tc>
         <w:tc>
-          <w:tcPr/>
+          <w:tcPr>
+            <w:tcW w:w="4860" w:type="dxa"/>
+          </w:tcPr>
           <w:p>
             <w:pPr>
               <w:pStyle w:val="Compact"/>
@@ -1266,7 +1651,9 @@
           </w:p>
         </w:tc>
         <w:tc>
-          <w:tcPr/>
+          <w:tcPr>
+            <w:tcW w:w="3373" w:type="dxa"/>
+          </w:tcPr>
           <w:p>
             <w:pPr>
               <w:pStyle w:val="Compact"/>
@@ -1305,8 +1692,13 @@
         </w:tc>
       </w:tr>
       <w:tr>
-        <w:tc>
-          <w:tcPr/>
+        <w:trPr>
+          <w:cantSplit/>
+        </w:trPr>
+        <w:tc>
+          <w:tcPr>
+            <w:tcW w:w="1405" w:type="dxa"/>
+          </w:tcPr>
           <w:p>
             <w:pPr>
               <w:pStyle w:val="Compact"/>
@@ -1317,7 +1709,9 @@
           </w:p>
         </w:tc>
         <w:tc>
-          <w:tcPr/>
+          <w:tcPr>
+            <w:tcW w:w="4860" w:type="dxa"/>
+          </w:tcPr>
           <w:p>
             <w:pPr>
               <w:pStyle w:val="Compact"/>
@@ -1367,7 +1761,9 @@
           </w:p>
         </w:tc>
         <w:tc>
-          <w:tcPr/>
+          <w:tcPr>
+            <w:tcW w:w="3373" w:type="dxa"/>
+          </w:tcPr>
           <w:p>
             <w:pPr>
               <w:pStyle w:val="Compact"/>
@@ -1406,8 +1802,13 @@
         </w:tc>
       </w:tr>
       <w:tr>
-        <w:tc>
-          <w:tcPr/>
+        <w:trPr>
+          <w:cantSplit/>
+        </w:trPr>
+        <w:tc>
+          <w:tcPr>
+            <w:tcW w:w="1405" w:type="dxa"/>
+          </w:tcPr>
           <w:p>
             <w:pPr>
               <w:pStyle w:val="Compact"/>
@@ -1418,7 +1819,9 @@
           </w:p>
         </w:tc>
         <w:tc>
-          <w:tcPr/>
+          <w:tcPr>
+            <w:tcW w:w="4860" w:type="dxa"/>
+          </w:tcPr>
           <w:p>
             <w:pPr>
               <w:pStyle w:val="Compact"/>
@@ -1432,7 +1835,9 @@
           </w:p>
         </w:tc>
         <w:tc>
-          <w:tcPr/>
+          <w:tcPr>
+            <w:tcW w:w="3373" w:type="dxa"/>
+          </w:tcPr>
           <w:p>
             <w:pPr>
               <w:pStyle w:val="Compact"/>
@@ -1459,8 +1864,13 @@
         </w:tc>
       </w:tr>
       <w:tr>
-        <w:tc>
-          <w:tcPr/>
+        <w:trPr>
+          <w:cantSplit/>
+        </w:trPr>
+        <w:tc>
+          <w:tcPr>
+            <w:tcW w:w="1405" w:type="dxa"/>
+          </w:tcPr>
           <w:p>
             <w:pPr>
               <w:pStyle w:val="Compact"/>
@@ -1471,7 +1881,9 @@
           </w:p>
         </w:tc>
         <w:tc>
-          <w:tcPr/>
+          <w:tcPr>
+            <w:tcW w:w="4860" w:type="dxa"/>
+          </w:tcPr>
           <w:p>
             <w:pPr>
               <w:pStyle w:val="Compact"/>
@@ -1500,7 +1912,9 @@
           </w:p>
         </w:tc>
         <w:tc>
-          <w:tcPr/>
+          <w:tcPr>
+            <w:tcW w:w="3373" w:type="dxa"/>
+          </w:tcPr>
           <w:p>
             <w:pPr>
               <w:pStyle w:val="Compact"/>
@@ -1539,8 +1953,13 @@
         </w:tc>
       </w:tr>
       <w:tr>
-        <w:tc>
-          <w:tcPr/>
+        <w:trPr>
+          <w:cantSplit/>
+        </w:trPr>
+        <w:tc>
+          <w:tcPr>
+            <w:tcW w:w="1405" w:type="dxa"/>
+          </w:tcPr>
           <w:p>
             <w:pPr>
               <w:pStyle w:val="Compact"/>
@@ -1551,7 +1970,9 @@
           </w:p>
         </w:tc>
         <w:tc>
-          <w:tcPr/>
+          <w:tcPr>
+            <w:tcW w:w="4860" w:type="dxa"/>
+          </w:tcPr>
           <w:p>
             <w:pPr>
               <w:pStyle w:val="Compact"/>
@@ -1661,7 +2082,9 @@
           </w:p>
         </w:tc>
         <w:tc>
-          <w:tcPr/>
+          <w:tcPr>
+            <w:tcW w:w="3373" w:type="dxa"/>
+          </w:tcPr>
           <w:p>
             <w:pPr>
               <w:pStyle w:val="Compact"/>
@@ -1700,8 +2123,13 @@
         </w:tc>
       </w:tr>
       <w:tr>
-        <w:tc>
-          <w:tcPr/>
+        <w:trPr>
+          <w:cantSplit/>
+        </w:trPr>
+        <w:tc>
+          <w:tcPr>
+            <w:tcW w:w="1405" w:type="dxa"/>
+          </w:tcPr>
           <w:p>
             <w:pPr>
               <w:pStyle w:val="Compact"/>
@@ -1712,7 +2140,9 @@
           </w:p>
         </w:tc>
         <w:tc>
-          <w:tcPr/>
+          <w:tcPr>
+            <w:tcW w:w="4860" w:type="dxa"/>
+          </w:tcPr>
           <w:p>
             <w:pPr>
               <w:pStyle w:val="Compact"/>
@@ -1738,7 +2168,9 @@
           </w:p>
         </w:tc>
         <w:tc>
-          <w:tcPr/>
+          <w:tcPr>
+            <w:tcW w:w="3373" w:type="dxa"/>
+          </w:tcPr>
           <w:p>
             <w:pPr>
               <w:pStyle w:val="Compact"/>
@@ -1765,8 +2197,13 @@
         </w:tc>
       </w:tr>
       <w:tr>
-        <w:tc>
-          <w:tcPr/>
+        <w:trPr>
+          <w:cantSplit/>
+        </w:trPr>
+        <w:tc>
+          <w:tcPr>
+            <w:tcW w:w="1405" w:type="dxa"/>
+          </w:tcPr>
           <w:p>
             <w:pPr>
               <w:pStyle w:val="Compact"/>
@@ -1777,7 +2214,9 @@
           </w:p>
         </w:tc>
         <w:tc>
-          <w:tcPr/>
+          <w:tcPr>
+            <w:tcW w:w="4860" w:type="dxa"/>
+          </w:tcPr>
           <w:p>
             <w:pPr>
               <w:pStyle w:val="Compact"/>
@@ -1794,7 +2233,9 @@
           </w:p>
         </w:tc>
         <w:tc>
-          <w:tcPr/>
+          <w:tcPr>
+            <w:tcW w:w="3373" w:type="dxa"/>
+          </w:tcPr>
           <w:p>
             <w:pPr>
               <w:pStyle w:val="Compact"/>
@@ -1821,8 +2262,13 @@
         </w:tc>
       </w:tr>
       <w:tr>
-        <w:tc>
-          <w:tcPr/>
+        <w:trPr>
+          <w:cantSplit/>
+        </w:trPr>
+        <w:tc>
+          <w:tcPr>
+            <w:tcW w:w="1405" w:type="dxa"/>
+          </w:tcPr>
           <w:p>
             <w:pPr>
               <w:pStyle w:val="Compact"/>
@@ -1833,7 +2279,9 @@
           </w:p>
         </w:tc>
         <w:tc>
-          <w:tcPr/>
+          <w:tcPr>
+            <w:tcW w:w="4860" w:type="dxa"/>
+          </w:tcPr>
           <w:p>
             <w:pPr>
               <w:pStyle w:val="Compact"/>
@@ -1859,7 +2307,9 @@
           </w:p>
         </w:tc>
         <w:tc>
-          <w:tcPr/>
+          <w:tcPr>
+            <w:tcW w:w="3373" w:type="dxa"/>
+          </w:tcPr>
           <w:p>
             <w:pPr>
               <w:pStyle w:val="Compact"/>
